--- a/data/revised_2026-10_full/tracked/v2/Physics/SS4.2_Introduction_to_Space_Physics/Physics_Introduction_to_Space_Physics_SummaryTable_TRACKED.docx
+++ b/data/revised_2026-10_full/tracked/v2/Physics/SS4.2_Introduction_to_Space_Physics/Physics_Introduction_to_Space_Physics_SummaryTable_TRACKED.docx
@@ -769,7 +769,7 @@
               </w:rPr>
               <w:t xml:space="preserve">Learners learned that: (1) the universe began approximately 13.8 billion years ago in the Big Bang — before which neither matter, energy, space, nor time existed as we know them; (2) the universe evolved through distinct stages: quark-gluon plasma → protons and neutrons → first atoms (hydrogen and helium, ~380,000 years after Big Bang) → first stars (~200 million years) → first galaxies (~300 million years) → our Milky Way </w:t>
             </w:r>
-            <w:del w:id="9001" w:author="Claude (AI) - proposed" w:date="2026-10-15T08:05:03Z">
+            <w:del w:id="9001" w:author="Claude (AI) - proposed" w:date="2026-10-18T00:32:48Z">
               <w:r>
                 <w:rPr>
                   <w:rFonts w:ascii="Arial" w:cs="Arial" w:eastAsia="Arial" w:hAnsi="Arial"/>
@@ -784,7 +784,7 @@
                 <w:delText xml:space="preserve">(~13.6</w:delText>
               </w:r>
             </w:del>
-            <w:ins w:id="9002" w:author="Claude (AI) - proposed" w:date="2026-10-15T08:05:03Z">
+            <w:ins w:id="9002" w:author="Claude (AI) - proposed" w:date="2026-10-18T00:32:48Z">
               <w:r>
                 <w:rPr>
                   <w:rFonts w:ascii="Arial" w:cs="Arial" w:eastAsia="Arial" w:hAnsi="Arial"/>
@@ -1428,7 +1428,7 @@
               </w:rPr>
               <w:t xml:space="preserve">Newton's Law of Universal Gravitation states that gravitational force is proportional to the product of two masses and inversely proportional to the square of the distance between them. This universal force keeps the Moon orbiting Earth, Earth orbiting the Sun, and causes the Moon to pull Earth's water into tidal bulges that produce measurable twice-daily tides at Mombasa </w:t>
             </w:r>
-            <w:del w:id="9003" w:author="Claude (AI) - proposed" w:date="2026-10-15T08:05:03Z">
+            <w:del w:id="9003" w:author="Claude (AI) - proposed" w:date="2026-10-18T00:32:48Z">
               <w:r>
                 <w:rPr>
                   <w:rFonts w:ascii="Arial" w:cs="Arial" w:eastAsia="Arial" w:hAnsi="Arial"/>
@@ -1443,7 +1443,7 @@
                 <w:delText xml:space="preserve">and detectable micro-tides on Lake Victoria</w:delText>
               </w:r>
             </w:del>
-            <w:ins w:id="9004" w:author="Claude (AI) - proposed" w:date="2026-10-15T08:05:03Z">
+            <w:ins w:id="9004" w:author="Claude (AI) - proposed" w:date="2026-10-18T00:32:48Z">
               <w:r>
                 <w:rPr>
                   <w:rFonts w:ascii="Arial" w:cs="Arial" w:eastAsia="Arial" w:hAnsi="Arial"/>
@@ -1504,7 +1504,7 @@
               </w:rPr>
               <w:t xml:space="preserve">The night sky above Nairobi is not static or separate from life on Earth — the same gravitational force that organises the Solar System reaches down to pull </w:t>
             </w:r>
-            <w:ins w:id="9005" w:author="Claude (AI) - proposed" w:date="2026-10-15T08:05:03Z">
+            <w:ins w:id="9005" w:author="Claude (AI) - proposed" w:date="2026-10-18T00:32:48Z">
               <w:r>
                 <w:rPr>
                   <w:rFonts w:ascii="Arial" w:cs="Arial" w:eastAsia="Arial" w:hAnsi="Arial"/>
@@ -1532,7 +1532,7 @@
               </w:rPr>
               <w:t xml:space="preserve">water at the Kenyan coast</w:t>
             </w:r>
-            <w:del w:id="9006" w:author="Claude (AI) - proposed" w:date="2026-10-15T08:05:03Z">
+            <w:del w:id="9006" w:author="Claude (AI) - proposed" w:date="2026-10-18T00:32:48Z">
               <w:r>
                 <w:rPr>
                   <w:rFonts w:ascii="Arial" w:cs="Arial" w:eastAsia="Arial" w:hAnsi="Arial"/>
@@ -1835,7 +1835,7 @@
               </w:rPr>
               <w:t xml:space="preserve">Students learned that human knowledge of the universe is not based on direct travel or touch, but on an incremental chain of evidence gathered by instruments — from Sputnik's proof of orbit in 1957, to the Hubble deep field images </w:t>
             </w:r>
-            <w:del w:id="9007" w:author="Claude (AI) - proposed" w:date="2026-10-15T08:05:03Z">
+            <w:del w:id="9007" w:author="Claude (AI) - proposed" w:date="2026-10-18T00:32:48Z">
               <w:r>
                 <w:rPr>
                   <w:rFonts w:ascii="Arial" w:cs="Arial" w:eastAsia="Arial" w:hAnsi="Arial"/>
@@ -1850,7 +1850,7 @@
                 <w:delText xml:space="preserve">confirming cosmic expansion</w:delText>
               </w:r>
             </w:del>
-            <w:ins w:id="9008" w:author="Claude (AI) - proposed" w:date="2026-10-15T08:05:03Z">
+            <w:ins w:id="9008" w:author="Claude (AI) - proposed" w:date="2026-10-18T00:32:48Z">
               <w:r>
                 <w:rPr>
                   <w:rFonts w:ascii="Arial" w:cs="Arial" w:eastAsia="Arial" w:hAnsi="Arial"/>
@@ -1878,7 +1878,7 @@
               </w:rPr>
               <w:t xml:space="preserve">, to the JWST's infrared imaging of galaxies from only 300 million years after the Big Bang. They also learned that Kenya launched its first satellite (1KUNS-PF) from the ISS in 2018 and that </w:t>
             </w:r>
-            <w:del w:id="9009" w:author="Claude (AI) - proposed" w:date="2026-10-15T08:05:03Z">
+            <w:del w:id="9009" w:author="Claude (AI) - proposed" w:date="2026-10-18T00:32:48Z">
               <w:r>
                 <w:rPr>
                   <w:rFonts w:ascii="Arial" w:cs="Arial" w:eastAsia="Arial" w:hAnsi="Arial"/>
@@ -1893,7 +1893,7 @@
                 <w:delText xml:space="preserve">Africa hosts the SKA —</w:delText>
               </w:r>
             </w:del>
-            <w:ins w:id="9010" w:author="Claude (AI) - proposed" w:date="2026-10-15T08:05:03Z">
+            <w:ins w:id="9010" w:author="Claude (AI) - proposed" w:date="2026-10-18T00:32:48Z">
               <w:r>
                 <w:rPr>
                   <w:rFonts w:ascii="Arial" w:cs="Arial" w:eastAsia="Arial" w:hAnsi="Arial"/>
@@ -1921,7 +1921,7 @@
               </w:rPr>
               <w:t xml:space="preserve"> the world's largest radio telescope </w:t>
             </w:r>
-            <w:del w:id="9011" w:author="Claude (AI) - proposed" w:date="2026-10-15T08:05:03Z">
+            <w:del w:id="9011" w:author="Claude (AI) - proposed" w:date="2026-10-18T00:32:48Z">
               <w:r>
                 <w:rPr>
                   <w:rFonts w:ascii="Arial" w:cs="Arial" w:eastAsia="Arial" w:hAnsi="Arial"/>
@@ -1936,7 +1936,7 @@
                 <w:delText xml:space="preserve">—</w:delText>
               </w:r>
             </w:del>
-            <w:ins w:id="9012" w:author="Claude (AI) - proposed" w:date="2026-10-15T08:05:03Z">
+            <w:ins w:id="9012" w:author="Claude (AI) - proposed" w:date="2026-10-18T00:32:48Z">
               <w:r>
                 <w:rPr>
                   <w:rFonts w:ascii="Arial" w:cs="Arial" w:eastAsia="Arial" w:hAnsi="Arial"/>
@@ -2085,7 +2085,7 @@
               </w:rPr>
               <w:t xml:space="preserve">We observed the Sun emitting </w:t>
             </w:r>
-            <w:del w:id="9013" w:author="Claude (AI) - proposed" w:date="2026-10-15T08:05:03Z">
+            <w:del w:id="9013" w:author="Claude (AI) - proposed" w:date="2026-10-18T00:32:48Z">
               <w:r>
                 <w:rPr>
                   <w:rFonts w:ascii="Arial" w:cs="Arial" w:eastAsia="Arial" w:hAnsi="Arial"/>
@@ -2100,7 +2100,7 @@
                 <w:delText xml:space="preserve">a coronal mass ejection on May 10,</w:delText>
               </w:r>
             </w:del>
-            <w:ins w:id="9014" w:author="Claude (AI) - proposed" w:date="2026-10-15T08:05:03Z">
+            <w:ins w:id="9014" w:author="Claude (AI) - proposed" w:date="2026-10-18T00:32:48Z">
               <w:r>
                 <w:rPr>
                   <w:rFonts w:ascii="Arial" w:cs="Arial" w:eastAsia="Arial" w:hAnsi="Arial"/>
@@ -2128,7 +2128,7 @@
               </w:rPr>
               <w:t xml:space="preserve"> 2024, in footage from NASA Solar Dynamics Observatory, and we observed documented evidence that </w:t>
             </w:r>
-            <w:del w:id="9015" w:author="Claude (AI) - proposed" w:date="2026-10-15T08:05:03Z">
+            <w:del w:id="9015" w:author="Claude (AI) - proposed" w:date="2026-10-18T00:32:48Z">
               <w:r>
                 <w:rPr>
                   <w:rFonts w:ascii="Arial" w:cs="Arial" w:eastAsia="Arial" w:hAnsi="Arial"/>
@@ -2143,7 +2143,7 @@
                 <w:delText xml:space="preserve">this storm disrupted radio communications across East Africa, was recorded by the Mbita Point Research and Training Institute, and caused a measurable tidal anomaly in Mombasa</w:delText>
               </w:r>
             </w:del>
-            <w:ins w:id="9016" w:author="Claude (AI) - proposed" w:date="2026-10-15T08:05:03Z">
+            <w:ins w:id="9016" w:author="Claude (AI) - proposed" w:date="2026-10-18T00:32:48Z">
               <w:r>
                 <w:rPr>
                   <w:rFonts w:ascii="Arial" w:cs="Arial" w:eastAsia="Arial" w:hAnsi="Arial"/>
@@ -2171,7 +2171,7 @@
               </w:rPr>
               <w:t xml:space="preserve"> — all traceable to </w:t>
             </w:r>
-            <w:del w:id="9017" w:author="Claude (AI) - proposed" w:date="2026-10-15T08:05:03Z">
+            <w:del w:id="9017" w:author="Claude (AI) - proposed" w:date="2026-10-18T00:32:48Z">
               <w:r>
                 <w:rPr>
                   <w:rFonts w:ascii="Arial" w:cs="Arial" w:eastAsia="Arial" w:hAnsi="Arial"/>
@@ -2186,7 +2186,7 @@
                 <w:delText xml:space="preserve">a single event</w:delText>
               </w:r>
             </w:del>
-            <w:ins w:id="9018" w:author="Claude (AI) - proposed" w:date="2026-10-15T08:05:03Z">
+            <w:ins w:id="9018" w:author="Claude (AI) - proposed" w:date="2026-10-18T00:32:48Z">
               <w:r>
                 <w:rPr>
                   <w:rFonts w:ascii="Arial" w:cs="Arial" w:eastAsia="Arial" w:hAnsi="Arial"/>
@@ -2214,7 +2214,7 @@
               </w:rPr>
               <w:t xml:space="preserve"> 150 million kilometres away on the Sun</w:t>
             </w:r>
-            <w:ins w:id="9019" w:author="Claude (AI) - proposed" w:date="2026-10-15T08:05:03Z">
+            <w:ins w:id="9019" w:author="Claude (AI) - proposed" w:date="2026-10-18T00:32:48Z">
               <w:r>
                 <w:rPr>
                   <w:rFonts w:ascii="Arial" w:cs="Arial" w:eastAsia="Arial" w:hAnsi="Arial"/>
@@ -2275,7 +2275,7 @@
               </w:rPr>
               <w:t xml:space="preserve">We learned that the Sun produces two types of emissions during a solar storm: electromagnetic radiation (arriving at Earth in 8 minutes at the speed of light) and a coronal mass ejection particle cloud (arriving </w:t>
             </w:r>
-            <w:del w:id="9020" w:author="Claude (AI) - proposed" w:date="2026-10-15T08:05:03Z">
+            <w:del w:id="9020" w:author="Claude (AI) - proposed" w:date="2026-10-18T00:32:48Z">
               <w:r>
                 <w:rPr>
                   <w:rFonts w:ascii="Arial" w:cs="Arial" w:eastAsia="Arial" w:hAnsi="Arial"/>
@@ -2290,7 +2290,7 @@
                 <w:delText xml:space="preserve">17 hours</w:delText>
               </w:r>
             </w:del>
-            <w:ins w:id="9021" w:author="Claude (AI) - proposed" w:date="2026-10-15T08:05:03Z">
+            <w:ins w:id="9021" w:author="Claude (AI) - proposed" w:date="2026-10-18T00:32:48Z">
               <w:r>
                 <w:rPr>
                   <w:rFonts w:ascii="Arial" w:cs="Arial" w:eastAsia="Arial" w:hAnsi="Arial"/>
@@ -2318,7 +2318,7 @@
               </w:rPr>
               <w:t xml:space="preserve"> later). Earth is partially protected by its magnetosphere, but strong CMEs compress it and allow charged particles to disrupt radio communications, satellite signals, and power infrastructure. Eclipses result from precise geometric alignments of Sun, Moon, and Earth, and </w:t>
             </w:r>
-            <w:del w:id="9022" w:author="Claude (AI) - proposed" w:date="2026-10-15T08:05:03Z">
+            <w:del w:id="9022" w:author="Claude (AI) - proposed" w:date="2026-10-18T00:32:48Z">
               <w:r>
                 <w:rPr>
                   <w:rFonts w:ascii="Arial" w:cs="Arial" w:eastAsia="Arial" w:hAnsi="Arial"/>
@@ -2333,7 +2333,7 @@
                 <w:delText xml:space="preserve">tidal forces from both</w:delText>
               </w:r>
             </w:del>
-            <w:ins w:id="9023" w:author="Claude (AI) - proposed" w:date="2026-10-15T08:05:03Z">
+            <w:ins w:id="9023" w:author="Claude (AI) - proposed" w:date="2026-10-18T00:32:48Z">
               <w:r>
                 <w:rPr>
                   <w:rFonts w:ascii="Arial" w:cs="Arial" w:eastAsia="Arial" w:hAnsi="Arial"/>
@@ -2361,7 +2361,7 @@
               </w:rPr>
               <w:t xml:space="preserve"> the Moon and Sun</w:t>
             </w:r>
-            <w:del w:id="9024" w:author="Claude (AI) - proposed" w:date="2026-10-15T08:05:03Z">
+            <w:del w:id="9024" w:author="Claude (AI) - proposed" w:date="2026-10-18T00:32:48Z">
               <w:r>
                 <w:rPr>
                   <w:rFonts w:ascii="Arial" w:cs="Arial" w:eastAsia="Arial" w:hAnsi="Arial"/>
@@ -2376,7 +2376,7 @@
                 <w:delText xml:space="preserve"> affect coastal and lake communities in Kenya</w:delText>
               </w:r>
             </w:del>
-            <w:ins w:id="9025" w:author="Claude (AI) - proposed" w:date="2026-10-15T08:05:03Z">
+            <w:ins w:id="9025" w:author="Claude (AI) - proposed" w:date="2026-10-18T00:32:48Z">
               <w:r>
                 <w:rPr>
                   <w:rFonts w:ascii="Arial" w:cs="Arial" w:eastAsia="Arial" w:hAnsi="Arial"/>
@@ -2437,7 +2437,7 @@
               </w:rPr>
               <w:t xml:space="preserve">We explained that space is not a passive backdrop to life on Earth but an active system whose events — solar flares, geomagnetic storms, eclipses, and tidal forces — directly affect </w:t>
             </w:r>
-            <w:del w:id="9026" w:author="Claude (AI) - proposed" w:date="2026-10-15T08:05:03Z">
+            <w:del w:id="9026" w:author="Claude (AI) - proposed" w:date="2026-10-18T00:32:48Z">
               <w:r>
                 <w:rPr>
                   <w:rFonts w:ascii="Arial" w:cs="Arial" w:eastAsia="Arial" w:hAnsi="Arial"/>
@@ -2452,7 +2452,7 @@
                 <w:delText xml:space="preserve">Kenyan infrastructure, communications, agriculture, and fishing</w:delText>
               </w:r>
             </w:del>
-            <w:ins w:id="9027" w:author="Claude (AI) - proposed" w:date="2026-10-15T08:05:03Z">
+            <w:ins w:id="9027" w:author="Claude (AI) - proposed" w:date="2026-10-18T00:32:48Z">
               <w:r>
                 <w:rPr>
                   <w:rFonts w:ascii="Arial" w:cs="Arial" w:eastAsia="Arial" w:hAnsi="Arial"/>
@@ -2480,7 +2480,7 @@
               </w:rPr>
               <w:t xml:space="preserve">. The universe visible in the night sky above Nairobi is not static or separate from us: it reaches down and shapes our daily lives, </w:t>
             </w:r>
-            <w:del w:id="9028" w:author="Claude (AI) - proposed" w:date="2026-10-15T08:05:03Z">
+            <w:del w:id="9028" w:author="Claude (AI) - proposed" w:date="2026-10-18T00:32:48Z">
               <w:r>
                 <w:rPr>
                   <w:rFonts w:ascii="Arial" w:cs="Arial" w:eastAsia="Arial" w:hAnsi="Arial"/>
@@ -2495,7 +2495,7 @@
                 <w:delText xml:space="preserve">which is the most direct evidence yet that</w:delText>
               </w:r>
             </w:del>
-            <w:ins w:id="9029" w:author="Claude (AI) - proposed" w:date="2026-10-15T08:05:03Z">
+            <w:ins w:id="9029" w:author="Claude (AI) - proposed" w:date="2026-10-18T00:32:48Z">
               <w:r>
                 <w:rPr>
                   <w:rFonts w:ascii="Arial" w:cs="Arial" w:eastAsia="Arial" w:hAnsi="Arial"/>
@@ -2523,7 +2523,7 @@
               </w:rPr>
               <w:t xml:space="preserve"> the driving question </w:t>
             </w:r>
-            <w:del w:id="9030" w:author="Claude (AI) - proposed" w:date="2026-10-15T08:05:03Z">
+            <w:del w:id="9030" w:author="Claude (AI) - proposed" w:date="2026-10-18T00:32:48Z">
               <w:r>
                 <w:rPr>
                   <w:rFonts w:ascii="Arial" w:cs="Arial" w:eastAsia="Arial" w:hAnsi="Arial"/>
@@ -2538,7 +2538,7 @@
                 <w:delText xml:space="preserve">— how did everything in the night sky come to exist and how does it affect us — has a deeply personal answer for every Kenyan</w:delText>
               </w:r>
             </w:del>
-            <w:ins w:id="9031" w:author="Claude (AI) - proposed" w:date="2026-10-15T08:05:03Z">
+            <w:ins w:id="9031" w:author="Claude (AI) - proposed" w:date="2026-10-18T00:32:48Z">
               <w:r>
                 <w:rPr>
                   <w:rFonts w:ascii="Arial" w:cs="Arial" w:eastAsia="Arial" w:hAnsi="Arial"/>
@@ -2654,7 +2654,7 @@
               </w:rPr>
               <w:t xml:space="preserve">Students observed curated career profiles of real African and Kenyan space professionals across six career clusters (astrophysics, satellite engineering, meteorology, space policy, data science, telecommunications). They observed </w:t>
             </w:r>
-            <w:del w:id="9032" w:author="Claude (AI) - proposed" w:date="2026-10-15T08:05:03Z">
+            <w:del w:id="9032" w:author="Claude (AI) - proposed" w:date="2026-10-18T00:32:48Z">
               <w:r>
                 <w:rPr>
                   <w:rFonts w:ascii="Arial" w:cs="Arial" w:eastAsia="Arial" w:hAnsi="Arial"/>
@@ -2669,7 +2669,7 @@
                 <w:delText xml:space="preserve">gender representation data showing approximately 28% of Kenya's space sector professionals are women</w:delText>
               </w:r>
             </w:del>
-            <w:ins w:id="9033" w:author="Claude (AI) - proposed" w:date="2026-10-15T08:05:03Z">
+            <w:ins w:id="9033" w:author="Claude (AI) - proposed" w:date="2026-10-18T00:32:48Z">
               <w:r>
                 <w:rPr>
                   <w:rFonts w:ascii="Arial" w:cs="Arial" w:eastAsia="Arial" w:hAnsi="Arial"/>
@@ -2730,7 +2730,7 @@
               </w:rPr>
               <w:t xml:space="preserve">Students learned that the scientific questions anchoring this unit — how the universe began, how celestial bodies move, how we gather evidence about the cosmos — are actively investigated by real Kenyan and African professionals today. They learned specific career pathways, educational requirements, and institutional homes for space careers in Kenya. They learned that gender is not a scientific barrier to a space career</w:t>
             </w:r>
-            <w:del w:id="9034" w:author="Claude (AI) - proposed" w:date="2026-10-15T08:05:03Z">
+            <w:del w:id="9034" w:author="Claude (AI) - proposed" w:date="2026-10-18T00:32:48Z">
               <w:r>
                 <w:rPr>
                   <w:rFonts w:ascii="Arial" w:cs="Arial" w:eastAsia="Arial" w:hAnsi="Arial"/>
@@ -3066,7 +3066,7 @@
               </w:rPr>
               <w:t xml:space="preserve">Learners synthesised the full unit narrative: the universe began approximately 13.8 billion years ago in the Big Bang, producing space, time, matter, and energy; the first stars formed through gravitational collapse of hydrogen clouds; stellar evolution produced heavier elements distributed by supernovae; the Solar System formed from a collapsing nebula ~4.6 billion years ago; Newton's Law of Universal Gravitation governs orbital mechanics, affecting life in Kenya through tides</w:t>
             </w:r>
-            <w:del w:id="9035" w:author="Claude (AI) - proposed" w:date="2026-10-15T08:05:03Z">
+            <w:del w:id="9035" w:author="Claude (AI) - proposed" w:date="2026-10-18T00:32:48Z">
               <w:r>
                 <w:rPr>
                   <w:rFonts w:ascii="Arial" w:cs="Arial" w:eastAsia="Arial" w:hAnsi="Arial"/>
@@ -3081,7 +3081,7 @@
                 <w:delText xml:space="preserve">, seasons, and the lunar cycle</w:delText>
               </w:r>
             </w:del>
-            <w:ins w:id="9036" w:author="Claude (AI) - proposed" w:date="2026-10-15T08:05:03Z">
+            <w:ins w:id="9036" w:author="Claude (AI) - proposed" w:date="2026-10-18T00:32:48Z">
               <w:r>
                 <w:rPr>
                   <w:rFonts w:ascii="Arial" w:cs="Arial" w:eastAsia="Arial" w:hAnsi="Arial"/>
@@ -3142,7 +3142,7 @@
               </w:rPr>
               <w:t xml:space="preserve">Learners constructed and defended a complete, evidence-based Final Explanation for the anchoring phenomenon and the unit Driving Question: the apparently permanent and unchanging night sky above Nairobi is in fact a window into 13.8 billion years of cosmic history. Every star is a sun undergoing nuclear fusion; the Milky Way is one of hundreds of billions of galaxies formed from primordial hydrogen; the planets orbit the Sun because of gravitational forces first mathematically described by Newton; the </w:t>
             </w:r>
-            <w:ins w:id="9037" w:author="Claude (AI) - proposed" w:date="2026-10-15T08:05:03Z">
+            <w:ins w:id="9037" w:author="Claude (AI) - proposed" w:date="2026-10-18T00:32:48Z">
               <w:r>
                 <w:rPr>
                   <w:rFonts w:ascii="Arial" w:cs="Arial" w:eastAsia="Arial" w:hAnsi="Arial"/>
@@ -3170,7 +3170,7 @@
               </w:rPr>
               <w:t xml:space="preserve">atoms in every Kenyan's body were forged in the cores of long-dead stars. Scientists know this not by travelling to the universe but by decoding the light</w:t>
             </w:r>
-            <w:del w:id="9038" w:author="Claude (AI) - proposed" w:date="2026-10-15T08:05:03Z">
+            <w:del w:id="9038" w:author="Claude (AI) - proposed" w:date="2026-10-18T00:32:48Z">
               <w:r>
                 <w:rPr>
                   <w:rFonts w:ascii="Arial" w:cs="Arial" w:eastAsia="Arial" w:hAnsi="Arial"/>
@@ -3185,7 +3185,7 @@
                 <w:delText xml:space="preserve">, radiation, and gravitational signals</w:delText>
               </w:r>
             </w:del>
-            <w:ins w:id="9039" w:author="Claude (AI) - proposed" w:date="2026-10-15T08:05:03Z">
+            <w:ins w:id="9039" w:author="Claude (AI) - proposed" w:date="2026-10-18T00:32:48Z">
               <w:r>
                 <w:rPr>
                   <w:rFonts w:ascii="Arial" w:cs="Arial" w:eastAsia="Arial" w:hAnsi="Arial"/>
@@ -3335,7 +3335,7 @@
         </w:rPr>
         <w:t xml:space="preserve">© 2026 SeaVuria and ARES. This work is licensed under a </w:t>
       </w:r>
-      <w:hyperlink w:history="1" r:id="rId2_fyse4keq3oifruy7a6n">
+      <w:hyperlink w:history="1" r:id="rIdkpowqjacglhd_stwt-j66">
         <w:r>
           <w:rPr>
             <w:rFonts w:ascii="Arial" w:cs="Arial" w:eastAsia="Arial" w:hAnsi="Arial"/>
@@ -3355,7 +3355,7 @@
         </w:rPr>
         <w:t xml:space="preserve"> (</w:t>
       </w:r>
-      <w:hyperlink w:history="1" r:id="rIdjogssjjpwpx0diyw6thol">
+      <w:hyperlink w:history="1" r:id="rIdq8uunyu0pdxyyhw3aabx1">
         <w:r>
           <w:rPr>
             <w:rFonts w:ascii="Arial" w:cs="Arial" w:eastAsia="Arial" w:hAnsi="Arial"/>
@@ -3375,7 +3375,7 @@
         </w:rPr>
         <w:t xml:space="preserve">). To view a copy of this license, visit </w:t>
       </w:r>
-      <w:hyperlink w:history="1" r:id="rIdy0zjriruyac2xzojoemad">
+      <w:hyperlink w:history="1" r:id="rId2_yvhiubzvm6ste5rw61i">
         <w:r>
           <w:rPr>
             <w:rFonts w:ascii="Arial" w:cs="Arial" w:eastAsia="Arial" w:hAnsi="Arial"/>
